--- a/backend/Modelos/declaracao_de_diferencas_medidas.docx
+++ b/backend/Modelos/declaracao_de_diferencas_medidas.docx
@@ -27,7 +27,7 @@
           <w:rFonts w:cs="Arial"/>
           <w:szCs w:val="24"/>
         </w:rPr>
-        <w:t>ILMO. SR. OFICIAL DO REGISTRO DE IMÓVEIS DESTA COMARCA</w:t>
+        <w:t xml:space="preserve">ILMO. SR. OFICIAL DO REGISTRO DE IMÓVEIS DESTA COMARCA</w:t>
       </w:r>
     </w:p>
     <w:p/>
@@ -45,7 +45,7 @@
           <w:rFonts w:cs="Arial"/>
           <w:szCs w:val="24"/>
         </w:rPr>
-        <w:t>DECLARAÇÃO</w:t>
+        <w:t xml:space="preserve">DECLARAÇÃO</w:t>
       </w:r>
     </w:p>
     <w:p/>
@@ -73,7 +73,7 @@
           <w:sz w:val="24"/>
           <w:szCs w:val="24"/>
         </w:rPr>
-        <w:t>Charles Costi</w:t>
+        <w:t xml:space="preserve">Charles Costi</w:t>
       </w:r>
       <w:r>
         <w:rPr>
@@ -89,7 +89,7 @@
           <w:sz w:val="24"/>
           <w:szCs w:val="24"/>
         </w:rPr>
-        <w:t>E</w:t>
+        <w:t xml:space="preserve">E</w:t>
       </w:r>
       <w:r>
         <w:rPr>
@@ -105,48 +105,74 @@
           <w:sz w:val="24"/>
           <w:szCs w:val="24"/>
         </w:rPr>
-        <w:t>F</w:t>
-      </w:r>
-      <w:r>
-        <w:rPr>
-          <w:rFonts w:ascii="Arial" w:hAnsi="Arial" w:cs="Arial"/>
-          <w:sz w:val="24"/>
-          <w:szCs w:val="24"/>
-        </w:rPr>
-        <w:t xml:space="preserve">lorestal, RG </w:t>
-      </w:r>
-      <w:r>
-        <w:rPr>
-          <w:rFonts w:ascii="Arial" w:hAnsi="Arial" w:cs="Arial"/>
-          <w:sz w:val="24"/>
-          <w:szCs w:val="24"/>
-        </w:rPr>
-        <w:t>nº 50</w:t>
-      </w:r>
-      <w:r>
-        <w:rPr>
-          <w:rFonts w:ascii="Arial" w:hAnsi="Arial" w:cs="Arial"/>
-          <w:sz w:val="24"/>
-          <w:szCs w:val="24"/>
-        </w:rPr>
-        <w:t>50</w:t>
-      </w:r>
-      <w:r>
-        <w:rPr>
-          <w:rFonts w:ascii="Arial" w:hAnsi="Arial" w:cs="Arial"/>
-          <w:sz w:val="24"/>
-          <w:szCs w:val="24"/>
-        </w:rPr>
-        <w:t>11</w:t>
-      </w:r>
-      <w:r>
-        <w:rPr>
-          <w:rFonts w:ascii="Arial" w:hAnsi="Arial" w:cs="Arial"/>
-          <w:sz w:val="24"/>
-          <w:szCs w:val="24"/>
-        </w:rPr>
-        <w:t>7241</w:t>
-      </w:r>
+        <w:t xml:space="preserve">F</w:t>
+      </w:r>
+      <w:r>
+        <w:rPr>
+          <w:rFonts w:ascii="Arial" w:hAnsi="Arial" w:cs="Arial"/>
+          <w:sz w:val="24"/>
+          <w:szCs w:val="24"/>
+        </w:rPr>
+        <w:t xml:space="preserve">lorestal, </w:t>
+      </w:r>
+      <w:r>
+        <w:rPr>
+          <w:rFonts w:ascii="Arial" w:hAnsi="Arial" w:cs="Arial"/>
+          <w:sz w:val="24"/>
+          <w:szCs w:val="24"/>
+        </w:rPr>
+        <w:t xml:space="preserve"/>
+      </w:r>
+      <w:r>
+        <w:rPr>
+          <w:rFonts w:ascii="Arial" w:hAnsi="Arial" w:cs="Arial"/>
+          <w:sz w:val="24"/>
+          <w:szCs w:val="24"/>
+        </w:rPr>
+        <w:t xml:space="preserve"/>
+      </w:r>
+      <w:r>
+        <w:rPr>
+          <w:rFonts w:ascii="Arial" w:hAnsi="Arial" w:cs="Arial"/>
+          <w:sz w:val="24"/>
+          <w:szCs w:val="24"/>
+        </w:rPr>
+        <w:t xml:space="preserve"/>
+      </w:r>
+      <w:r>
+        <w:rPr>
+          <w:rFonts w:ascii="Arial" w:hAnsi="Arial" w:cs="Arial"/>
+          <w:sz w:val="24"/>
+          <w:szCs w:val="24"/>
+        </w:rPr>
+        <w:t xml:space="preserve"/>
+      </w:r>
+      <w:r>
+        <w:rPr>
+          <w:rFonts w:ascii="Arial" w:hAnsi="Arial" w:cs="Arial"/>
+          <w:sz w:val="24"/>
+          <w:szCs w:val="24"/>
+        </w:rPr>
+        <w:t xml:space="preserve"/>
+      </w:r>
+      <w:r>
+        <w:rPr>
+          <w:rFonts w:ascii="Arial" w:hAnsi="Arial" w:cs="Arial"/>
+          <w:sz w:val="24"/>
+          <w:szCs w:val="24"/>
+        </w:rPr>
+        <w:t xml:space="preserve">inscrito </w:t>
+      </w:r>
+      <w:proofErr w:type="gramStart"/>
+      <w:r>
+        <w:rPr>
+          <w:rFonts w:ascii="Arial" w:hAnsi="Arial" w:cs="Arial"/>
+          <w:sz w:val="24"/>
+          <w:szCs w:val="24"/>
+        </w:rPr>
+        <w:t xml:space="preserve">no  CPF</w:t>
+      </w:r>
+      <w:proofErr w:type="gramEnd"/>
       <w:r>
         <w:rPr>
           <w:rFonts w:ascii="Arial" w:hAnsi="Arial" w:cs="Arial"/>
@@ -161,18 +187,48 @@
           <w:sz w:val="24"/>
           <w:szCs w:val="24"/>
         </w:rPr>
-        <w:t xml:space="preserve">SSP/RS, inscrito </w:t>
-      </w:r>
-      <w:proofErr w:type="gramStart"/>
-      <w:r>
-        <w:rPr>
-          <w:rFonts w:ascii="Arial" w:hAnsi="Arial" w:cs="Arial"/>
-          <w:sz w:val="24"/>
-          <w:szCs w:val="24"/>
-        </w:rPr>
-        <w:t>no  CPF</w:t>
-      </w:r>
-      <w:proofErr w:type="gramEnd"/>
+        <w:t xml:space="preserve">sob nº </w:t>
+      </w:r>
+      <w:r>
+        <w:rPr>
+          <w:rFonts w:ascii="Arial" w:hAnsi="Arial" w:cs="Arial"/>
+          <w:sz w:val="24"/>
+          <w:szCs w:val="24"/>
+        </w:rPr>
+        <w:t xml:space="preserve">560.571.990-49, residente e domiciliado na rua Carlos Bayerl, nº </w:t>
+      </w:r>
+      <w:r>
+        <w:rPr>
+          <w:rFonts w:ascii="Arial" w:hAnsi="Arial" w:cs="Arial"/>
+          <w:sz w:val="24"/>
+          <w:szCs w:val="24"/>
+        </w:rPr>
+        <w:t xml:space="preserve">214, Bairro Progresso, em São Bento do Sul - SC</w:t>
+      </w:r>
+      <w:r>
+        <w:rPr>
+          <w:rFonts w:ascii="Arial" w:hAnsi="Arial" w:cs="Arial"/>
+          <w:sz w:val="24"/>
+          <w:szCs w:val="24"/>
+        </w:rPr>
+        <w:t xml:space="preserve">, declara </w:t>
+      </w:r>
+      <w:r>
+        <w:rPr>
+          <w:rFonts w:ascii="Arial" w:hAnsi="Arial" w:cs="Arial"/>
+          <w:sz w:val="24"/>
+          <w:szCs w:val="24"/>
+        </w:rPr>
+        <w:t xml:space="preserve">para fins de retificação de área do imóvel </w:t>
+      </w:r>
+      <w:r>
+        <w:rPr>
+          <w:rFonts w:ascii="Arial" w:hAnsi="Arial" w:cs="Arial"/>
+          <w:sz w:val="24"/>
+          <w:szCs w:val="24"/>
+        </w:rPr>
+        <w:t xml:space="preserve">#termoTituloCunjogado</w:t>
+      </w:r>
       <w:r>
         <w:rPr>
           <w:rFonts w:ascii="Arial" w:hAnsi="Arial" w:cs="Arial"/>
@@ -187,63 +243,7 @@
           <w:sz w:val="24"/>
           <w:szCs w:val="24"/>
         </w:rPr>
-        <w:t xml:space="preserve">sob nº </w:t>
-      </w:r>
-      <w:r>
-        <w:rPr>
-          <w:rFonts w:ascii="Arial" w:hAnsi="Arial" w:cs="Arial"/>
-          <w:sz w:val="24"/>
-          <w:szCs w:val="24"/>
-        </w:rPr>
-        <w:t xml:space="preserve">560.571.990-49, residente e domiciliado na rua Carlos Bayerl, nº </w:t>
-      </w:r>
-      <w:r>
-        <w:rPr>
-          <w:rFonts w:ascii="Arial" w:hAnsi="Arial" w:cs="Arial"/>
-          <w:sz w:val="24"/>
-          <w:szCs w:val="24"/>
-        </w:rPr>
-        <w:t>214, Bairro Progresso, em São Bento do Sul - SC</w:t>
-      </w:r>
-      <w:r>
-        <w:rPr>
-          <w:rFonts w:ascii="Arial" w:hAnsi="Arial" w:cs="Arial"/>
-          <w:sz w:val="24"/>
-          <w:szCs w:val="24"/>
-        </w:rPr>
-        <w:t xml:space="preserve">, declara </w:t>
-      </w:r>
-      <w:r>
-        <w:rPr>
-          <w:rFonts w:ascii="Arial" w:hAnsi="Arial" w:cs="Arial"/>
-          <w:sz w:val="24"/>
-          <w:szCs w:val="24"/>
-        </w:rPr>
-        <w:t xml:space="preserve">para fins de retificação de área do imóvel </w:t>
-      </w:r>
-      <w:r>
-        <w:rPr>
-          <w:rFonts w:ascii="Arial" w:hAnsi="Arial" w:cs="Arial"/>
-          <w:sz w:val="24"/>
-          <w:szCs w:val="24"/>
-        </w:rPr>
-        <w:t>#termoTituloCunjogado</w:t>
-      </w:r>
-      <w:r>
-        <w:rPr>
-          <w:rFonts w:ascii="Arial" w:hAnsi="Arial" w:cs="Arial"/>
-          <w:sz w:val="24"/>
-          <w:szCs w:val="24"/>
-        </w:rPr>
-        <w:t xml:space="preserve"> </w:t>
-      </w:r>
-      <w:r>
-        <w:rPr>
-          <w:rFonts w:ascii="Arial" w:hAnsi="Arial" w:cs="Arial"/>
-          <w:sz w:val="24"/>
-          <w:szCs w:val="24"/>
-        </w:rPr>
-        <w:t>sob o n°</w:t>
+        <w:t xml:space="preserve">sob o n°</w:t>
       </w:r>
       <w:r>
         <w:rPr>
@@ -261,7 +261,7 @@
           <w:sz w:val="24"/>
           <w:szCs w:val="24"/>
         </w:rPr>
-        <w:t>#NumeroTitulo</w:t>
+        <w:t xml:space="preserve">#NumeroTitulo</w:t>
       </w:r>
       <w:r>
         <w:rPr>
@@ -279,7 +279,7 @@
           <w:sz w:val="24"/>
           <w:szCs w:val="24"/>
         </w:rPr>
-        <w:t>deste cartório, que:</w:t>
+        <w:t xml:space="preserve">deste cartório, que:</w:t>
       </w:r>
     </w:p>
     <w:p>
@@ -329,7 +329,7 @@
           <w:szCs w:val="24"/>
           <w:highlight w:val="yellow"/>
         </w:rPr>
-        <w:t>a descrição do</w:t>
+        <w:t xml:space="preserve">a descrição do</w:t>
       </w:r>
       <w:r>
         <w:rPr>
@@ -347,7 +347,7 @@
           <w:szCs w:val="24"/>
           <w:highlight w:val="yellow"/>
         </w:rPr>
-        <w:t>há</w:t>
+        <w:t xml:space="preserve">há</w:t>
       </w:r>
       <w:r>
         <w:rPr>
@@ -434,7 +434,7 @@
           <w:szCs w:val="24"/>
           <w:highlight w:val="yellow"/>
         </w:rPr>
-        <w:t>,</w:t>
+        <w:t xml:space="preserve">,</w:t>
       </w:r>
       <w:r>
         <w:rPr>
@@ -493,7 +493,7 @@
           <w:szCs w:val="24"/>
           <w:highlight w:val="yellow"/>
         </w:rPr>
-        <w:t>No tocante a matrícula n° 29.605 (matrícula anterior das matrículas confrontantes n° 43.633 e 43.634), as medidas constantes no mapa e memorial, respeitam a atual divisa constatada em campo.</w:t>
+        <w:t xml:space="preserve">No tocante a matrícula n° 29.605 (matrícula anterior das matrículas confrontantes n° 43.633 e 43.634), as medidas constantes no mapa e memorial, respeitam a atual divisa constatada em campo.</w:t>
       </w:r>
     </w:p>
     <w:p>
@@ -562,7 +562,7 @@
           <w:sz w:val="24"/>
           <w:szCs w:val="24"/>
         </w:rPr>
-        <w:t>#termoTitulo</w:t>
+        <w:t xml:space="preserve">#termoTitulo</w:t>
       </w:r>
       <w:r>
         <w:rPr>
@@ -579,23 +579,23 @@
           <w:sz w:val="24"/>
           <w:szCs w:val="24"/>
         </w:rPr>
-        <w:t>#NumeroTitulo</w:t>
-      </w:r>
-      <w:r>
-        <w:rPr>
-          <w:rFonts w:ascii="Arial" w:hAnsi="Arial" w:cs="Arial"/>
-          <w:sz w:val="24"/>
-          <w:szCs w:val="24"/>
-        </w:rPr>
-        <w:t>)</w:t>
-      </w:r>
-      <w:r>
-        <w:rPr>
-          <w:rFonts w:ascii="Arial" w:hAnsi="Arial" w:cs="Arial"/>
-          <w:sz w:val="24"/>
-          <w:szCs w:val="24"/>
-        </w:rPr>
-        <w:t>.</w:t>
+        <w:t xml:space="preserve">#NumeroTitulo</w:t>
+      </w:r>
+      <w:r>
+        <w:rPr>
+          <w:rFonts w:ascii="Arial" w:hAnsi="Arial" w:cs="Arial"/>
+          <w:sz w:val="24"/>
+          <w:szCs w:val="24"/>
+        </w:rPr>
+        <w:t xml:space="preserve">)</w:t>
+      </w:r>
+      <w:r>
+        <w:rPr>
+          <w:rFonts w:ascii="Arial" w:hAnsi="Arial" w:cs="Arial"/>
+          <w:sz w:val="24"/>
+          <w:szCs w:val="24"/>
+        </w:rPr>
+        <w:t xml:space="preserve">.</w:t>
       </w:r>
     </w:p>
     <w:p>
@@ -634,7 +634,7 @@
           <w:sz w:val="24"/>
           <w:szCs w:val="24"/>
         </w:rPr>
-        <w:t>#MunicipioEData</w:t>
+        <w:t xml:space="preserve">#MunicipioEData</w:t>
       </w:r>
     </w:p>
     <w:p>
@@ -677,7 +677,7 @@
           <w:sz w:val="24"/>
           <w:szCs w:val="24"/>
         </w:rPr>
-        <w:t>_________________________</w:t>
+        <w:t xml:space="preserve">_________________________</w:t>
       </w:r>
     </w:p>
     <w:p>
@@ -702,7 +702,7 @@
           <w:sz w:val="24"/>
           <w:szCs w:val="24"/>
         </w:rPr>
-        <w:t>Engº</w:t>
+        <w:t xml:space="preserve">Engº</w:t>
       </w:r>
       <w:proofErr w:type="spellEnd"/>
       <w:r>
@@ -722,7 +722,7 @@
           <w:sz w:val="24"/>
           <w:szCs w:val="24"/>
         </w:rPr>
-        <w:t>Costi</w:t>
+        <w:t xml:space="preserve">Costi</w:t>
       </w:r>
       <w:proofErr w:type="spellEnd"/>
     </w:p>
@@ -748,7 +748,7 @@
           <w:sz w:val="24"/>
           <w:szCs w:val="24"/>
         </w:rPr>
-        <w:t>Engº</w:t>
+        <w:t xml:space="preserve">Engº</w:t>
       </w:r>
       <w:proofErr w:type="spellEnd"/>
       <w:r>
@@ -783,7 +783,7 @@
           <w:sz w:val="24"/>
           <w:szCs w:val="24"/>
         </w:rPr>
-        <w:t>Engº</w:t>
+        <w:t xml:space="preserve">Engº</w:t>
       </w:r>
       <w:proofErr w:type="spellEnd"/>
       <w:r>
@@ -817,7 +817,7 @@
           <w:sz w:val="24"/>
           <w:szCs w:val="24"/>
         </w:rPr>
-        <w:t>Esp. em Gestão Ambiental</w:t>
+        <w:t xml:space="preserve">Esp. em Gestão Ambiental</w:t>
       </w:r>
     </w:p>
     <w:p>
@@ -841,7 +841,7 @@
           <w:sz w:val="24"/>
           <w:szCs w:val="24"/>
         </w:rPr>
-        <w:t>Esp. em Georreferenciamento de Imóveis Rurais</w:t>
+        <w:t xml:space="preserve">Esp. em Georreferenciamento de Imóveis Rurais</w:t>
       </w:r>
     </w:p>
     <w:p>
@@ -864,7 +864,7 @@
           <w:sz w:val="24"/>
           <w:szCs w:val="24"/>
         </w:rPr>
-        <w:t>CREA/SC: 42.862-8</w:t>
+        <w:t xml:space="preserve">CREA/SC: 42.862-8</w:t>
       </w:r>
     </w:p>
     <w:sectPr>
